--- a/public/downloads/uzziel-malolos-resume.docx
+++ b/public/downloads/uzziel-malolos-resume.docx
@@ -100,7 +100,7 @@
           <w:rFonts w:ascii="Calibri" w:hAnsi="Calibri"/>
           <w:sz w:val="21"/>
         </w:rPr>
-        <w:t>Web Development: Astro 4, React 18, Next.js 14, TypeScript, Tailwind CSS, Vite, HTML/CSS, JavaScript</w:t>
+        <w:t>Web Development: Astro 4, Astro 5, React 18, Next.js 14, TypeScript, Tailwind CSS, Vite, WebSocket, HTML/CSS, JavaScript</w:t>
       </w:r>
     </w:p>
     <w:p>
@@ -124,7 +124,7 @@
           <w:rFonts w:ascii="Calibri" w:hAnsi="Calibri"/>
           <w:sz w:val="21"/>
         </w:rPr>
-        <w:t>AI &amp; Automation: Claude, ChatGPT, Botpress, Groq, OpenRouter API, AI-assisted workflows, Prompt engineering</w:t>
+        <w:t>AI &amp; Automation: Claude, ChatGPT, Botpress, Groq, OpenRouter API, HiveMind multi-agent orchestration, BullMQ, AI-assisted workflows, Prompt engineering</w:t>
       </w:r>
     </w:p>
     <w:p>
@@ -427,6 +427,66 @@
           <w:sz w:val="22"/>
         </w:rPr>
         <w:t>SELECTED PROJECTS (2026)</w:t>
+      </w:r>
+    </w:p>
+    <w:p>
+      <w:pPr>
+        <w:spacing w:after="40"/>
+      </w:pPr>
+      <w:r>
+        <w:rPr>
+          <w:rFonts w:ascii="Calibri" w:hAnsi="Calibri"/>
+          <w:sz w:val="21"/>
+        </w:rPr>
+        <w:t>HiveMind — Multi-agent orchestration monorepo with Obsidian vault memory, BullMQ queue, Next.js dashboard, swarm execution, Grok API streaming, and Slack/Discord bots. Phases 1–8 complete. 201/201 tests.</w:t>
+      </w:r>
+    </w:p>
+    <w:p>
+      <w:pPr>
+        <w:spacing w:after="40"/>
+      </w:pPr>
+      <w:r>
+        <w:rPr>
+          <w:rFonts w:ascii="Calibri" w:hAnsi="Calibri"/>
+          <w:sz w:val="21"/>
+        </w:rPr>
+        <w:t>Saklay Charity Website — Astro 5 donation site for Saklay foundation. Warm Hope design system, Markdown content collections, WCAG AA tooling, SEO/JSON-LD. Live on Vercel; saklay.com DNS cutover pending.</w:t>
+      </w:r>
+    </w:p>
+    <w:p>
+      <w:pPr>
+        <w:spacing w:after="40"/>
+      </w:pPr>
+      <w:r>
+        <w:rPr>
+          <w:rFonts w:ascii="Calibri" w:hAnsi="Calibri"/>
+          <w:sz w:val="21"/>
+        </w:rPr>
+        <w:t>SPLATZ — Neon 4-player co-op platformer. Phaser 3 + server-authoritative WebSocket physics + Electron + Steamworks branch. 54/54 Vitest tests. Four levels with sync buttons and portal puzzles.</w:t>
+      </w:r>
+    </w:p>
+    <w:p>
+      <w:pPr>
+        <w:spacing w:after="40"/>
+      </w:pPr>
+      <w:r>
+        <w:rPr>
+          <w:rFonts w:ascii="Calibri" w:hAnsi="Calibri"/>
+          <w:sz w:val="21"/>
+        </w:rPr>
+        <w:t>TraderBot — HiveMind-orchestrated crypto signal pipeline. Binance/yfinance data, multi-indicator consensus, risk gates, backtests with vault audit trail. Trend regime filter and threshold sweep mode.</w:t>
+      </w:r>
+    </w:p>
+    <w:p>
+      <w:pPr>
+        <w:spacing w:after="40"/>
+      </w:pPr>
+      <w:r>
+        <w:rPr>
+          <w:rFonts w:ascii="Calibri" w:hAnsi="Calibri"/>
+          <w:sz w:val="21"/>
+        </w:rPr>
+        <w:t>Pixel Survivor — Godot 4.6 bullet heaven with Megabonk-style ricocheting projectiles. 320×180 pixel pipeline, object pools, phased GDD. Phase 1 scaffold complete.</w:t>
       </w:r>
     </w:p>
     <w:p>

--- a/public/downloads/uzziel-malolos-resume.docx
+++ b/public/downloads/uzziel-malolos-resume.docx
@@ -38,7 +38,7 @@
         </w:rPr>
         <w:t>+63 991 387 3723  •  uzzielmalolos@gmail.com  •  Bay, Laguna, Philippines (Remote-Ready)</w:t>
         <w:br/>
-        <w:t>uzziel-portfolio.netlify.app  •  LinkedIn</w:t>
+        <w:t>uzziel.dev  •  LinkedIn</w:t>
       </w:r>
     </w:p>
     <w:p>
@@ -827,7 +827,7 @@
           <w:rFonts w:ascii="Calibri" w:hAnsi="Calibri"/>
           <w:sz w:val="21"/>
         </w:rPr>
-        <w:t>Portfolio and references: uzziel-portfolio.netlify.app</w:t>
+        <w:t>Portfolio and references: uzziel.dev</w:t>
       </w:r>
     </w:p>
     <w:sectPr>
